--- a/2026/Рабочая тетрадь 4.docx
+++ b/2026/Рабочая тетрадь 4.docx
@@ -146,7 +146,7 @@
                                 <pic:cNvPicPr preferRelativeResize="0"/>
                               </pic:nvPicPr>
                               <pic:blipFill>
-                                <a:blip r:embed="rId6">
+                                <a:blip r:embed="rId7">
                                   <a:extLst>
                                     <a:ext uri="{28A0092B-C50C-407E-A947-70E740481C1C}">
                                       <a14:useLocalDpi xmlns:a14="http://schemas.microsoft.com/office/drawing/2010/main" val="0"/>
@@ -1546,18 +1546,18 @@
         </w:rPr>
       </w:pPr>
     </w:p>
-    <w:bookmarkStart w:id="1" w:name="_Toc227236199" w:displacedByCustomXml="next"/>
-    <w:bookmarkStart w:id="2" w:name="_Toc70075743" w:displacedByCustomXml="next"/>
-    <w:bookmarkStart w:id="3" w:name="_Toc66911821" w:displacedByCustomXml="next"/>
-    <w:bookmarkStart w:id="4" w:name="_Toc66911612" w:displacedByCustomXml="next"/>
-    <w:bookmarkStart w:id="5" w:name="_Toc66911534" w:displacedByCustomXml="next"/>
-    <w:bookmarkStart w:id="6" w:name="_Toc66911088" w:displacedByCustomXml="next"/>
+    <w:bookmarkStart w:id="1" w:name="_Toc227239588" w:displacedByCustomXml="next"/>
+    <w:bookmarkStart w:id="2" w:name="_Toc66891486" w:displacedByCustomXml="next"/>
+    <w:bookmarkStart w:id="3" w:name="_Toc53328358" w:displacedByCustomXml="next"/>
+    <w:bookmarkStart w:id="4" w:name="_Toc53328297" w:displacedByCustomXml="next"/>
+    <w:bookmarkStart w:id="5" w:name="_Toc53328273" w:displacedByCustomXml="next"/>
+    <w:bookmarkStart w:id="6" w:name="_Toc32824513" w:displacedByCustomXml="next"/>
     <w:bookmarkStart w:id="7" w:name="_Toc51944867" w:displacedByCustomXml="next"/>
-    <w:bookmarkStart w:id="8" w:name="_Toc32824513" w:displacedByCustomXml="next"/>
-    <w:bookmarkStart w:id="9" w:name="_Toc53328273" w:displacedByCustomXml="next"/>
-    <w:bookmarkStart w:id="10" w:name="_Toc53328297" w:displacedByCustomXml="next"/>
-    <w:bookmarkStart w:id="11" w:name="_Toc53328358" w:displacedByCustomXml="next"/>
-    <w:bookmarkStart w:id="12" w:name="_Toc66891486" w:displacedByCustomXml="next"/>
+    <w:bookmarkStart w:id="8" w:name="_Toc66911088" w:displacedByCustomXml="next"/>
+    <w:bookmarkStart w:id="9" w:name="_Toc66911534" w:displacedByCustomXml="next"/>
+    <w:bookmarkStart w:id="10" w:name="_Toc66911612" w:displacedByCustomXml="next"/>
+    <w:bookmarkStart w:id="11" w:name="_Toc66911821" w:displacedByCustomXml="next"/>
+    <w:bookmarkStart w:id="12" w:name="_Toc70075743" w:displacedByCustomXml="next"/>
     <w:sdt>
       <w:sdtPr>
         <w:rPr>
@@ -1657,7 +1657,7 @@
               <w14:ligatures w14:val="standardContextual"/>
             </w:rPr>
           </w:pPr>
-          <w:hyperlink w:anchor="_Toc227236199" w:history="1">
+          <w:hyperlink w:anchor="_Toc227239588" w:history="1">
             <w:r>
               <w:rPr>
                 <w:rStyle w:val="af0"/>
@@ -1680,7 +1680,7 @@
               <w:rPr>
                 <w:webHidden/>
               </w:rPr>
-              <w:instrText xml:space="preserve"> PAGEREF _Toc227236199 \h </w:instrText>
+              <w:instrText xml:space="preserve"> PAGEREF _Toc227239588 \h </w:instrText>
             </w:r>
             <w:r>
               <w:rPr>
@@ -1719,7 +1719,7 @@
               <w14:ligatures w14:val="standardContextual"/>
             </w:rPr>
           </w:pPr>
-          <w:hyperlink w:anchor="_Toc227236200" w:history="1">
+          <w:hyperlink w:anchor="_Toc227239589" w:history="1">
             <w:r>
               <w:rPr>
                 <w:rStyle w:val="af0"/>
@@ -1742,7 +1742,7 @@
               <w:rPr>
                 <w:webHidden/>
               </w:rPr>
-              <w:instrText xml:space="preserve"> PAGEREF _Toc227236200 \h </w:instrText>
+              <w:instrText xml:space="preserve"> PAGEREF _Toc227239589 \h </w:instrText>
             </w:r>
             <w:r>
               <w:rPr>
@@ -1781,7 +1781,7 @@
               <w14:ligatures w14:val="standardContextual"/>
             </w:rPr>
           </w:pPr>
-          <w:hyperlink w:anchor="_Toc227236201" w:history="1">
+          <w:hyperlink w:anchor="_Toc227239590" w:history="1">
             <w:r>
               <w:rPr>
                 <w:rStyle w:val="af0"/>
@@ -1804,7 +1804,7 @@
               <w:rPr>
                 <w:webHidden/>
               </w:rPr>
-              <w:instrText xml:space="preserve"> PAGEREF _Toc227236201 \h </w:instrText>
+              <w:instrText xml:space="preserve"> PAGEREF _Toc227239590 \h </w:instrText>
             </w:r>
             <w:r>
               <w:rPr>
@@ -1843,12 +1843,12 @@
               <w14:ligatures w14:val="standardContextual"/>
             </w:rPr>
           </w:pPr>
-          <w:hyperlink w:anchor="_Toc227236202" w:history="1">
+          <w:hyperlink w:anchor="_Toc227239591" w:history="1">
             <w:r>
               <w:rPr>
                 <w:rStyle w:val="af0"/>
               </w:rPr>
-              <w:t>Практическое задание №3</w:t>
+              <w:t>Практическое задание №1</w:t>
             </w:r>
             <w:r>
               <w:rPr>
@@ -1866,7 +1866,7 @@
               <w:rPr>
                 <w:webHidden/>
               </w:rPr>
-              <w:instrText xml:space="preserve"> PAGEREF _Toc227236202 \h </w:instrText>
+              <w:instrText xml:space="preserve"> PAGEREF _Toc227239591 \h </w:instrText>
             </w:r>
             <w:r>
               <w:rPr>
@@ -1883,7 +1883,7 @@
               <w:rPr>
                 <w:webHidden/>
               </w:rPr>
-              <w:t>3</w:t>
+              <w:t>4</w:t>
             </w:r>
             <w:r>
               <w:rPr>
@@ -1905,26 +1905,74 @@
               <w14:ligatures w14:val="standardContextual"/>
             </w:rPr>
           </w:pPr>
-          <w:hyperlink w:anchor="_Toc227236203" w:history="1">
+          <w:hyperlink w:anchor="_Toc227239592" w:history="1">
             <w:r>
               <w:rPr>
                 <w:rStyle w:val="af0"/>
               </w:rPr>
-              <w:t>Практическое</w:t>
-            </w:r>
+              <w:t>Управляющие переменные</w:t>
+            </w:r>
+            <w:r>
+              <w:rPr>
+                <w:webHidden/>
+              </w:rPr>
+              <w:tab/>
+            </w:r>
+            <w:r>
+              <w:rPr>
+                <w:webHidden/>
+              </w:rPr>
+              <w:fldChar w:fldCharType="begin"/>
+            </w:r>
+            <w:r>
+              <w:rPr>
+                <w:webHidden/>
+              </w:rPr>
+              <w:instrText xml:space="preserve"> PAGEREF _Toc227239592 \h </w:instrText>
+            </w:r>
+            <w:r>
+              <w:rPr>
+                <w:webHidden/>
+              </w:rPr>
+            </w:r>
+            <w:r>
+              <w:rPr>
+                <w:webHidden/>
+              </w:rPr>
+              <w:fldChar w:fldCharType="separate"/>
+            </w:r>
+            <w:r>
+              <w:rPr>
+                <w:webHidden/>
+              </w:rPr>
+              <w:t>7</w:t>
+            </w:r>
+            <w:r>
+              <w:rPr>
+                <w:webHidden/>
+              </w:rPr>
+              <w:fldChar w:fldCharType="end"/>
+            </w:r>
+          </w:hyperlink>
+        </w:p>
+        <w:p>
+          <w:pPr>
+            <w:pStyle w:val="13"/>
+            <w:rPr>
+              <w:rFonts w:asciiTheme="minorHAnsi" w:eastAsiaTheme="minorEastAsia" w:hAnsiTheme="minorHAnsi" w:cstheme="minorBidi"/>
+              <w:b w:val="0"/>
+              <w:bCs w:val="0"/>
+              <w:kern w:val="2"/>
+              <w:lang w:eastAsia="ru-RU"/>
+              <w14:ligatures w14:val="standardContextual"/>
+            </w:rPr>
+          </w:pPr>
+          <w:hyperlink w:anchor="_Toc227239593" w:history="1">
             <w:r>
               <w:rPr>
                 <w:rStyle w:val="af0"/>
-                <w:spacing w:val="-16"/>
-              </w:rPr>
-              <w:t xml:space="preserve"> </w:t>
-            </w:r>
-            <w:r>
-              <w:rPr>
-                <w:rStyle w:val="af0"/>
-                <w:spacing w:val="-2"/>
-              </w:rPr>
-              <w:t>задание №4</w:t>
+              </w:rPr>
+              <w:t>Практическое задание №2</w:t>
             </w:r>
             <w:r>
               <w:rPr>
@@ -1942,7 +1990,7 @@
               <w:rPr>
                 <w:webHidden/>
               </w:rPr>
-              <w:instrText xml:space="preserve"> PAGEREF _Toc227236203 \h </w:instrText>
+              <w:instrText xml:space="preserve"> PAGEREF _Toc227239593 \h </w:instrText>
             </w:r>
             <w:r>
               <w:rPr>
@@ -1959,7 +2007,7 @@
               <w:rPr>
                 <w:webHidden/>
               </w:rPr>
-              <w:t>7</w:t>
+              <w:t>9</w:t>
             </w:r>
             <w:r>
               <w:rPr>
@@ -2025,7 +2073,7 @@
       <w:pPr>
         <w:pStyle w:val="1"/>
       </w:pPr>
-      <w:bookmarkStart w:id="13" w:name="_Toc227236200"/>
+      <w:bookmarkStart w:id="13" w:name="_Toc227239589"/>
       <w:r>
         <w:lastRenderedPageBreak/>
         <w:t>Введение</w:t>
@@ -2128,7 +2176,7 @@
       <w:pPr>
         <w:pStyle w:val="1"/>
       </w:pPr>
-      <w:bookmarkStart w:id="14" w:name="_Toc227236201"/>
+      <w:bookmarkStart w:id="14" w:name="_Toc227239590"/>
       <w:r>
         <w:t>Основная часть</w:t>
       </w:r>
@@ -2136,15 +2184,247 @@
     </w:p>
     <w:p>
       <w:pPr>
+        <w:pStyle w:val="af3"/>
+        <w:rPr>
+          <w:lang w:eastAsia="zh-CN"/>
+        </w:rPr>
+      </w:pPr>
+      <w:r>
+        <w:rPr>
+          <w:lang w:eastAsia="zh-CN"/>
+        </w:rPr>
+        <w:t xml:space="preserve">Тестовое создание переменной </w:t>
+      </w:r>
+      <w:proofErr w:type="spellStart"/>
+      <w:r>
+        <w:rPr>
+          <w:lang w:val="en-US" w:eastAsia="zh-CN"/>
+        </w:rPr>
+        <w:t>PackageName</w:t>
+      </w:r>
+      <w:proofErr w:type="spellEnd"/>
+      <w:r>
+        <w:rPr>
+          <w:lang w:eastAsia="zh-CN"/>
+        </w:rPr>
+        <w:t>:</w:t>
+      </w:r>
+    </w:p>
+    <w:p>
+      <w:pPr>
+        <w:jc w:val="center"/>
+        <w:rPr>
+          <w:lang w:eastAsia="zh-CN"/>
+        </w:rPr>
+      </w:pPr>
+      <w:r>
+        <w:rPr>
+          <w:noProof/>
+          <w:lang w:eastAsia="zh-CN"/>
+        </w:rPr>
+        <w:drawing>
+          <wp:inline distT="0" distB="0" distL="0" distR="0" wp14:anchorId="55A5C3FC" wp14:editId="535C877E">
+            <wp:extent cx="800212" cy="2429214"/>
+            <wp:effectExtent l="0" t="0" r="0" b="0"/>
+            <wp:docPr id="29479112" name="Рисунок 1"/>
+            <wp:cNvGraphicFramePr>
+              <a:graphicFrameLocks xmlns:a="http://schemas.openxmlformats.org/drawingml/2006/main" noChangeAspect="1"/>
+            </wp:cNvGraphicFramePr>
+            <a:graphic xmlns:a="http://schemas.openxmlformats.org/drawingml/2006/main">
+              <a:graphicData uri="http://schemas.openxmlformats.org/drawingml/2006/picture">
+                <pic:pic xmlns:pic="http://schemas.openxmlformats.org/drawingml/2006/picture">
+                  <pic:nvPicPr>
+                    <pic:cNvPr id="29479112" name=""/>
+                    <pic:cNvPicPr/>
+                  </pic:nvPicPr>
+                  <pic:blipFill>
+                    <a:blip r:embed="rId8"/>
+                    <a:stretch>
+                      <a:fillRect/>
+                    </a:stretch>
+                  </pic:blipFill>
+                  <pic:spPr>
+                    <a:xfrm>
+                      <a:off x="0" y="0"/>
+                      <a:ext cx="800212" cy="2429214"/>
+                    </a:xfrm>
+                    <a:prstGeom prst="rect">
+                      <a:avLst/>
+                    </a:prstGeom>
+                  </pic:spPr>
+                </pic:pic>
+              </a:graphicData>
+            </a:graphic>
+          </wp:inline>
+        </w:drawing>
+      </w:r>
+    </w:p>
+    <w:p>
+      <w:pPr>
+        <w:jc w:val="center"/>
+        <w:rPr>
+          <w:lang w:eastAsia="zh-CN"/>
+        </w:rPr>
+      </w:pPr>
+      <w:r>
+        <w:rPr>
+          <w:noProof/>
+          <w:lang w:eastAsia="zh-CN"/>
+        </w:rPr>
+        <w:drawing>
+          <wp:inline distT="0" distB="0" distL="0" distR="0" wp14:anchorId="7C124273" wp14:editId="5E924839">
+            <wp:extent cx="5474357" cy="4930140"/>
+            <wp:effectExtent l="0" t="0" r="0" b="3810"/>
+            <wp:docPr id="1128285490" name="Рисунок 1"/>
+            <wp:cNvGraphicFramePr>
+              <a:graphicFrameLocks xmlns:a="http://schemas.openxmlformats.org/drawingml/2006/main" noChangeAspect="1"/>
+            </wp:cNvGraphicFramePr>
+            <a:graphic xmlns:a="http://schemas.openxmlformats.org/drawingml/2006/main">
+              <a:graphicData uri="http://schemas.openxmlformats.org/drawingml/2006/picture">
+                <pic:pic xmlns:pic="http://schemas.openxmlformats.org/drawingml/2006/picture">
+                  <pic:nvPicPr>
+                    <pic:cNvPr id="1128285490" name=""/>
+                    <pic:cNvPicPr/>
+                  </pic:nvPicPr>
+                  <pic:blipFill>
+                    <a:blip r:embed="rId9"/>
+                    <a:stretch>
+                      <a:fillRect/>
+                    </a:stretch>
+                  </pic:blipFill>
+                  <pic:spPr>
+                    <a:xfrm>
+                      <a:off x="0" y="0"/>
+                      <a:ext cx="5474985" cy="4930706"/>
+                    </a:xfrm>
+                    <a:prstGeom prst="rect">
+                      <a:avLst/>
+                    </a:prstGeom>
+                  </pic:spPr>
+                </pic:pic>
+              </a:graphicData>
+            </a:graphic>
+          </wp:inline>
+        </w:drawing>
+      </w:r>
+    </w:p>
+    <w:p>
+      <w:pPr>
+        <w:jc w:val="center"/>
+        <w:rPr>
+          <w:lang w:eastAsia="zh-CN"/>
+        </w:rPr>
+      </w:pPr>
+      <w:r>
+        <w:rPr>
+          <w:noProof/>
+          <w:lang w:eastAsia="zh-CN"/>
+        </w:rPr>
+        <w:lastRenderedPageBreak/>
+        <w:drawing>
+          <wp:inline distT="0" distB="0" distL="0" distR="0" wp14:anchorId="3A22361B" wp14:editId="3788711F">
+            <wp:extent cx="5425440" cy="2898594"/>
+            <wp:effectExtent l="0" t="0" r="3810" b="0"/>
+            <wp:docPr id="1874686664" name="Рисунок 1"/>
+            <wp:cNvGraphicFramePr>
+              <a:graphicFrameLocks xmlns:a="http://schemas.openxmlformats.org/drawingml/2006/main" noChangeAspect="1"/>
+            </wp:cNvGraphicFramePr>
+            <a:graphic xmlns:a="http://schemas.openxmlformats.org/drawingml/2006/main">
+              <a:graphicData uri="http://schemas.openxmlformats.org/drawingml/2006/picture">
+                <pic:pic xmlns:pic="http://schemas.openxmlformats.org/drawingml/2006/picture">
+                  <pic:nvPicPr>
+                    <pic:cNvPr id="1874686664" name=""/>
+                    <pic:cNvPicPr/>
+                  </pic:nvPicPr>
+                  <pic:blipFill>
+                    <a:blip r:embed="rId10"/>
+                    <a:stretch>
+                      <a:fillRect/>
+                    </a:stretch>
+                  </pic:blipFill>
+                  <pic:spPr>
+                    <a:xfrm>
+                      <a:off x="0" y="0"/>
+                      <a:ext cx="5428198" cy="2900067"/>
+                    </a:xfrm>
+                    <a:prstGeom prst="rect">
+                      <a:avLst/>
+                    </a:prstGeom>
+                  </pic:spPr>
+                </pic:pic>
+              </a:graphicData>
+            </a:graphic>
+          </wp:inline>
+        </w:drawing>
+      </w:r>
+    </w:p>
+    <w:p>
+      <w:pPr>
         <w:pStyle w:val="af1"/>
       </w:pPr>
-      <w:bookmarkStart w:id="15" w:name="_Toc227236202"/>
+      <w:bookmarkStart w:id="15" w:name="_Toc227239591"/>
       <w:r>
         <w:t>Практическое задание №</w:t>
       </w:r>
+      <w:r>
+        <w:t>1</w:t>
+      </w:r>
       <w:bookmarkEnd w:id="15"/>
-      <w:r>
-        <w:t>1</w:t>
+    </w:p>
+    <w:p>
+      <w:pPr>
+        <w:pStyle w:val="af3"/>
+      </w:pPr>
+      <w:r>
+        <w:t xml:space="preserve">В данном задании был создан сценарий с использованием переменных в </w:t>
+      </w:r>
+      <w:proofErr w:type="spellStart"/>
+      <w:r>
+        <w:t>Loginom</w:t>
+      </w:r>
+      <w:proofErr w:type="spellEnd"/>
+      <w:r>
+        <w:t>.</w:t>
+      </w:r>
+      <w:r>
+        <w:br/>
+        <w:t xml:space="preserve">В область построения был добавлен компонент </w:t>
+      </w:r>
+      <w:proofErr w:type="spellStart"/>
+      <w:r>
+        <w:t>Loginom</w:t>
+      </w:r>
+      <w:proofErr w:type="spellEnd"/>
+      <w:r>
+        <w:t xml:space="preserve"> Data файл, с помощью которого выполнен импорт файла с данными о продажах.</w:t>
+      </w:r>
+    </w:p>
+    <w:p>
+      <w:pPr>
+        <w:pStyle w:val="af3"/>
+      </w:pPr>
+      <w:r>
+        <w:t>Далее был добавлен компонент Калькулятор.</w:t>
+      </w:r>
+      <w:r>
+        <w:br/>
+        <w:t>В настройках переменных сценария была создана пользовательская переменная Скидка с заданными параметрами.</w:t>
+      </w:r>
+    </w:p>
+    <w:p>
+      <w:pPr>
+        <w:pStyle w:val="af3"/>
+      </w:pPr>
+      <w:r>
+        <w:t>После этого выполнено соединение.</w:t>
+      </w:r>
+    </w:p>
+    <w:p>
+      <w:pPr>
+        <w:pStyle w:val="af3"/>
+      </w:pPr>
+      <w:r>
+        <w:t xml:space="preserve">После выполнения узла на выходе был получен набор данных с новым вычисленным полем Сумма скидки. </w:t>
       </w:r>
     </w:p>
     <w:p>
@@ -2153,6 +2433,10 @@
         <w:jc w:val="center"/>
       </w:pPr>
       <w:r>
+        <w:rPr>
+          <w:noProof/>
+        </w:rPr>
+        <w:lastRenderedPageBreak/>
         <w:drawing>
           <wp:inline distT="0" distB="0" distL="0" distR="0" wp14:anchorId="39C8D334" wp14:editId="62565B99">
             <wp:extent cx="3956335" cy="5425440"/>
@@ -2169,7 +2453,7 @@
                     <pic:cNvPicPr/>
                   </pic:nvPicPr>
                   <pic:blipFill>
-                    <a:blip r:embed="rId7"/>
+                    <a:blip r:embed="rId11"/>
                     <a:stretch>
                       <a:fillRect/>
                     </a:stretch>
@@ -2199,7 +2483,9 @@
         </w:rPr>
       </w:pPr>
       <w:r>
-        <w:lastRenderedPageBreak/>
+        <w:rPr>
+          <w:noProof/>
+        </w:rPr>
         <w:drawing>
           <wp:inline distT="0" distB="0" distL="0" distR="0" wp14:anchorId="3F30DE2F" wp14:editId="45FB4535">
             <wp:extent cx="5295900" cy="2656836"/>
@@ -2216,7 +2502,7 @@
                     <pic:cNvPicPr/>
                   </pic:nvPicPr>
                   <pic:blipFill>
-                    <a:blip r:embed="rId8"/>
+                    <a:blip r:embed="rId12"/>
                     <a:stretch>
                       <a:fillRect/>
                     </a:stretch>
@@ -2247,8 +2533,10 @@
       </w:pPr>
       <w:r>
         <w:rPr>
+          <w:noProof/>
           <w:lang w:val="en-US"/>
         </w:rPr>
+        <w:lastRenderedPageBreak/>
         <w:drawing>
           <wp:inline distT="0" distB="0" distL="0" distR="0" wp14:anchorId="004622D2" wp14:editId="63D81A87">
             <wp:extent cx="4749359" cy="4046220"/>
@@ -2265,7 +2553,7 @@
                     <pic:cNvPicPr/>
                   </pic:nvPicPr>
                   <pic:blipFill>
-                    <a:blip r:embed="rId9"/>
+                    <a:blip r:embed="rId13"/>
                     <a:stretch>
                       <a:fillRect/>
                     </a:stretch>
@@ -2295,13 +2583,14 @@
       </w:pPr>
       <w:r>
         <w:rPr>
+          <w:noProof/>
           <w:lang w:val="en-US"/>
         </w:rPr>
         <w:lastRenderedPageBreak/>
         <w:drawing>
-          <wp:inline distT="0" distB="0" distL="0" distR="0" wp14:anchorId="149DEDDB" wp14:editId="17C1F7C2">
-            <wp:extent cx="5175655" cy="7414260"/>
-            <wp:effectExtent l="0" t="0" r="6350" b="0"/>
+          <wp:inline distT="0" distB="0" distL="0" distR="0" wp14:anchorId="149DEDDB" wp14:editId="77040FD3">
+            <wp:extent cx="4393721" cy="6294120"/>
+            <wp:effectExtent l="0" t="0" r="6985" b="0"/>
             <wp:docPr id="526426809" name="Рисунок 1"/>
             <wp:cNvGraphicFramePr>
               <a:graphicFrameLocks xmlns:a="http://schemas.openxmlformats.org/drawingml/2006/main" noChangeAspect="1"/>
@@ -2314,7 +2603,7 @@
                     <pic:cNvPicPr/>
                   </pic:nvPicPr>
                   <pic:blipFill>
-                    <a:blip r:embed="rId10"/>
+                    <a:blip r:embed="rId14"/>
                     <a:stretch>
                       <a:fillRect/>
                     </a:stretch>
@@ -2322,7 +2611,7 @@
                   <pic:spPr>
                     <a:xfrm>
                       <a:off x="0" y="0"/>
-                      <a:ext cx="5177439" cy="7416816"/>
+                      <a:ext cx="4398657" cy="6301191"/>
                     </a:xfrm>
                     <a:prstGeom prst="rect">
                       <a:avLst/>
@@ -2338,30 +2627,589 @@
     <w:p>
       <w:pPr>
         <w:pStyle w:val="af1"/>
+      </w:pPr>
+      <w:bookmarkStart w:id="16" w:name="_Toc227239592"/>
+      <w:r>
+        <w:t>Управляющие переменные</w:t>
+      </w:r>
+      <w:bookmarkEnd w:id="16"/>
+    </w:p>
+    <w:p>
+      <w:pPr>
+        <w:pStyle w:val="af3"/>
+      </w:pPr>
+      <w:r>
+        <w:t>В порту узла Продажи.</w:t>
+      </w:r>
+      <w:proofErr w:type="spellStart"/>
+      <w:r>
         <w:rPr>
           <w:lang w:val="en-US"/>
         </w:rPr>
-      </w:pPr>
-      <w:r>
+        <w:t>lgd</w:t>
+      </w:r>
+      <w:proofErr w:type="spellEnd"/>
+      <w:r>
+        <w:t>:</w:t>
+      </w:r>
+    </w:p>
+    <w:p>
+      <w:pPr>
+        <w:pStyle w:val="af5"/>
+      </w:pPr>
+      <w:r>
+        <w:drawing>
+          <wp:inline distT="0" distB="0" distL="0" distR="0" wp14:anchorId="13A32D8F" wp14:editId="174B8872">
+            <wp:extent cx="4814660" cy="1569720"/>
+            <wp:effectExtent l="0" t="0" r="5080" b="0"/>
+            <wp:docPr id="810848580" name="Рисунок 1"/>
+            <wp:cNvGraphicFramePr>
+              <a:graphicFrameLocks xmlns:a="http://schemas.openxmlformats.org/drawingml/2006/main" noChangeAspect="1"/>
+            </wp:cNvGraphicFramePr>
+            <a:graphic xmlns:a="http://schemas.openxmlformats.org/drawingml/2006/main">
+              <a:graphicData uri="http://schemas.openxmlformats.org/drawingml/2006/picture">
+                <pic:pic xmlns:pic="http://schemas.openxmlformats.org/drawingml/2006/picture">
+                  <pic:nvPicPr>
+                    <pic:cNvPr id="810848580" name=""/>
+                    <pic:cNvPicPr/>
+                  </pic:nvPicPr>
+                  <pic:blipFill>
+                    <a:blip r:embed="rId15"/>
+                    <a:stretch>
+                      <a:fillRect/>
+                    </a:stretch>
+                  </pic:blipFill>
+                  <pic:spPr>
+                    <a:xfrm>
+                      <a:off x="0" y="0"/>
+                      <a:ext cx="4840034" cy="1577993"/>
+                    </a:xfrm>
+                    <a:prstGeom prst="rect">
+                      <a:avLst/>
+                    </a:prstGeom>
+                  </pic:spPr>
+                </pic:pic>
+              </a:graphicData>
+            </a:graphic>
+          </wp:inline>
+        </w:drawing>
+      </w:r>
+    </w:p>
+    <w:p>
+      <w:pPr>
+        <w:pStyle w:val="af5"/>
+      </w:pPr>
+      <w:r>
+        <w:lastRenderedPageBreak/>
+        <w:drawing>
+          <wp:inline distT="0" distB="0" distL="0" distR="0" wp14:anchorId="73202E69" wp14:editId="02636A98">
+            <wp:extent cx="5940425" cy="662305"/>
+            <wp:effectExtent l="0" t="0" r="3175" b="4445"/>
+            <wp:docPr id="2096759308" name="Рисунок 1"/>
+            <wp:cNvGraphicFramePr>
+              <a:graphicFrameLocks xmlns:a="http://schemas.openxmlformats.org/drawingml/2006/main" noChangeAspect="1"/>
+            </wp:cNvGraphicFramePr>
+            <a:graphic xmlns:a="http://schemas.openxmlformats.org/drawingml/2006/main">
+              <a:graphicData uri="http://schemas.openxmlformats.org/drawingml/2006/picture">
+                <pic:pic xmlns:pic="http://schemas.openxmlformats.org/drawingml/2006/picture">
+                  <pic:nvPicPr>
+                    <pic:cNvPr id="2096759308" name=""/>
+                    <pic:cNvPicPr/>
+                  </pic:nvPicPr>
+                  <pic:blipFill>
+                    <a:blip r:embed="rId16"/>
+                    <a:stretch>
+                      <a:fillRect/>
+                    </a:stretch>
+                  </pic:blipFill>
+                  <pic:spPr>
+                    <a:xfrm>
+                      <a:off x="0" y="0"/>
+                      <a:ext cx="5940425" cy="662305"/>
+                    </a:xfrm>
+                    <a:prstGeom prst="rect">
+                      <a:avLst/>
+                    </a:prstGeom>
+                  </pic:spPr>
+                </pic:pic>
+              </a:graphicData>
+            </a:graphic>
+          </wp:inline>
+        </w:drawing>
+      </w:r>
+    </w:p>
+    <w:p>
+      <w:pPr>
+        <w:pStyle w:val="af5"/>
+      </w:pPr>
+      <w:r>
+        <w:drawing>
+          <wp:inline distT="0" distB="0" distL="0" distR="0" wp14:anchorId="2E5A8A5E" wp14:editId="7BB85F10">
+            <wp:extent cx="5940425" cy="1643380"/>
+            <wp:effectExtent l="0" t="0" r="3175" b="0"/>
+            <wp:docPr id="577359509" name="Рисунок 1"/>
+            <wp:cNvGraphicFramePr>
+              <a:graphicFrameLocks xmlns:a="http://schemas.openxmlformats.org/drawingml/2006/main" noChangeAspect="1"/>
+            </wp:cNvGraphicFramePr>
+            <a:graphic xmlns:a="http://schemas.openxmlformats.org/drawingml/2006/main">
+              <a:graphicData uri="http://schemas.openxmlformats.org/drawingml/2006/picture">
+                <pic:pic xmlns:pic="http://schemas.openxmlformats.org/drawingml/2006/picture">
+                  <pic:nvPicPr>
+                    <pic:cNvPr id="577359509" name=""/>
+                    <pic:cNvPicPr/>
+                  </pic:nvPicPr>
+                  <pic:blipFill>
+                    <a:blip r:embed="rId17"/>
+                    <a:stretch>
+                      <a:fillRect/>
+                    </a:stretch>
+                  </pic:blipFill>
+                  <pic:spPr>
+                    <a:xfrm>
+                      <a:off x="0" y="0"/>
+                      <a:ext cx="5940425" cy="1643380"/>
+                    </a:xfrm>
+                    <a:prstGeom prst="rect">
+                      <a:avLst/>
+                    </a:prstGeom>
+                  </pic:spPr>
+                </pic:pic>
+              </a:graphicData>
+            </a:graphic>
+          </wp:inline>
+        </w:drawing>
+      </w:r>
+    </w:p>
+    <w:p>
+      <w:pPr>
+        <w:pStyle w:val="af5"/>
+      </w:pPr>
+      <w:r>
+        <w:drawing>
+          <wp:inline distT="0" distB="0" distL="0" distR="0" wp14:anchorId="0F18A757" wp14:editId="07EB4DB1">
+            <wp:extent cx="5940425" cy="2132965"/>
+            <wp:effectExtent l="0" t="0" r="3175" b="635"/>
+            <wp:docPr id="166102544" name="Рисунок 1"/>
+            <wp:cNvGraphicFramePr>
+              <a:graphicFrameLocks xmlns:a="http://schemas.openxmlformats.org/drawingml/2006/main" noChangeAspect="1"/>
+            </wp:cNvGraphicFramePr>
+            <a:graphic xmlns:a="http://schemas.openxmlformats.org/drawingml/2006/main">
+              <a:graphicData uri="http://schemas.openxmlformats.org/drawingml/2006/picture">
+                <pic:pic xmlns:pic="http://schemas.openxmlformats.org/drawingml/2006/picture">
+                  <pic:nvPicPr>
+                    <pic:cNvPr id="166102544" name=""/>
+                    <pic:cNvPicPr/>
+                  </pic:nvPicPr>
+                  <pic:blipFill>
+                    <a:blip r:embed="rId18"/>
+                    <a:stretch>
+                      <a:fillRect/>
+                    </a:stretch>
+                  </pic:blipFill>
+                  <pic:spPr>
+                    <a:xfrm>
+                      <a:off x="0" y="0"/>
+                      <a:ext cx="5940425" cy="2132965"/>
+                    </a:xfrm>
+                    <a:prstGeom prst="rect">
+                      <a:avLst/>
+                    </a:prstGeom>
+                  </pic:spPr>
+                </pic:pic>
+              </a:graphicData>
+            </a:graphic>
+          </wp:inline>
+        </w:drawing>
+      </w:r>
+    </w:p>
+    <w:p>
+      <w:pPr>
+        <w:pStyle w:val="af5"/>
+      </w:pPr>
+      <w:r>
+        <w:drawing>
+          <wp:inline distT="0" distB="0" distL="0" distR="0" wp14:anchorId="10B4650F" wp14:editId="7395B8E7">
+            <wp:extent cx="4324954" cy="4001058"/>
+            <wp:effectExtent l="0" t="0" r="0" b="0"/>
+            <wp:docPr id="266030264" name="Рисунок 1"/>
+            <wp:cNvGraphicFramePr>
+              <a:graphicFrameLocks xmlns:a="http://schemas.openxmlformats.org/drawingml/2006/main" noChangeAspect="1"/>
+            </wp:cNvGraphicFramePr>
+            <a:graphic xmlns:a="http://schemas.openxmlformats.org/drawingml/2006/main">
+              <a:graphicData uri="http://schemas.openxmlformats.org/drawingml/2006/picture">
+                <pic:pic xmlns:pic="http://schemas.openxmlformats.org/drawingml/2006/picture">
+                  <pic:nvPicPr>
+                    <pic:cNvPr id="266030264" name=""/>
+                    <pic:cNvPicPr/>
+                  </pic:nvPicPr>
+                  <pic:blipFill>
+                    <a:blip r:embed="rId19"/>
+                    <a:stretch>
+                      <a:fillRect/>
+                    </a:stretch>
+                  </pic:blipFill>
+                  <pic:spPr>
+                    <a:xfrm>
+                      <a:off x="0" y="0"/>
+                      <a:ext cx="4324954" cy="4001058"/>
+                    </a:xfrm>
+                    <a:prstGeom prst="rect">
+                      <a:avLst/>
+                    </a:prstGeom>
+                  </pic:spPr>
+                </pic:pic>
+              </a:graphicData>
+            </a:graphic>
+          </wp:inline>
+        </w:drawing>
+      </w:r>
+    </w:p>
+    <w:p>
+      <w:pPr>
+        <w:pStyle w:val="af1"/>
+      </w:pPr>
+      <w:bookmarkStart w:id="17" w:name="_Toc227239593"/>
+      <w:r>
+        <w:lastRenderedPageBreak/>
         <w:t>Практическое задание №</w:t>
       </w:r>
       <w:r>
-        <w:rPr>
+        <w:t>2</w:t>
+      </w:r>
+      <w:bookmarkEnd w:id="17"/>
+    </w:p>
+    <w:p>
+      <w:pPr>
+        <w:pStyle w:val="af3"/>
+      </w:pPr>
+      <w:r>
+        <w:t>В данной работе был рассмотрен компонент преобразования данных в переменные.</w:t>
+      </w:r>
+    </w:p>
+    <w:p>
+      <w:pPr>
+        <w:pStyle w:val="af3"/>
+      </w:pPr>
+      <w:r>
+        <w:t>В область построения сценария был добавлен компонент Таблица в переменные и установлена связь с предыдущим узлом.</w:t>
+      </w:r>
+    </w:p>
+    <w:p>
+      <w:pPr>
+        <w:pStyle w:val="af3"/>
+      </w:pPr>
+      <w:r>
+        <w:t>После выполнения узла были получены переменные, содержащие агрегированные значения.</w:t>
+      </w:r>
+    </w:p>
+    <w:p>
+      <w:pPr>
+        <w:pStyle w:val="af3"/>
+      </w:pPr>
+      <w:r>
+        <w:t>Далее был добавлен компонент Соединение (переменные)</w:t>
+      </w:r>
+      <w:r>
+        <w:t>.</w:t>
+      </w:r>
+    </w:p>
+    <w:p>
+      <w:pPr>
+        <w:pStyle w:val="af3"/>
+      </w:pPr>
+      <w:r>
+        <w:t>После этого использован компонент Переменные в таблицу, который преобразует переменные в табличный вид.</w:t>
+      </w:r>
+    </w:p>
+    <w:p>
+      <w:pPr>
+        <w:pStyle w:val="af3"/>
+      </w:pPr>
+      <w:r>
+        <w:t>В результате был получен набор данных, содержащий значения переменных в виде таблицы, пригодной для дальнейшего анализа.</w:t>
+      </w:r>
+    </w:p>
+    <w:p>
+      <w:pPr>
+        <w:pStyle w:val="af3"/>
+        <w:jc w:val="center"/>
+      </w:pPr>
+      <w:r>
+        <w:rPr>
+          <w:noProof/>
           <w:lang w:val="en-US"/>
         </w:rPr>
-        <w:t>2</w:t>
+        <w:drawing>
+          <wp:inline distT="0" distB="0" distL="0" distR="0" wp14:anchorId="2038A35C" wp14:editId="6276109C">
+            <wp:extent cx="4898848" cy="2446020"/>
+            <wp:effectExtent l="0" t="0" r="0" b="0"/>
+            <wp:docPr id="1819139714" name="Рисунок 1"/>
+            <wp:cNvGraphicFramePr>
+              <a:graphicFrameLocks xmlns:a="http://schemas.openxmlformats.org/drawingml/2006/main" noChangeAspect="1"/>
+            </wp:cNvGraphicFramePr>
+            <a:graphic xmlns:a="http://schemas.openxmlformats.org/drawingml/2006/main">
+              <a:graphicData uri="http://schemas.openxmlformats.org/drawingml/2006/picture">
+                <pic:pic xmlns:pic="http://schemas.openxmlformats.org/drawingml/2006/picture">
+                  <pic:nvPicPr>
+                    <pic:cNvPr id="1819139714" name=""/>
+                    <pic:cNvPicPr/>
+                  </pic:nvPicPr>
+                  <pic:blipFill>
+                    <a:blip r:embed="rId20"/>
+                    <a:stretch>
+                      <a:fillRect/>
+                    </a:stretch>
+                  </pic:blipFill>
+                  <pic:spPr>
+                    <a:xfrm>
+                      <a:off x="0" y="0"/>
+                      <a:ext cx="4903415" cy="2448301"/>
+                    </a:xfrm>
+                    <a:prstGeom prst="rect">
+                      <a:avLst/>
+                    </a:prstGeom>
+                  </pic:spPr>
+                </pic:pic>
+              </a:graphicData>
+            </a:graphic>
+          </wp:inline>
+        </w:drawing>
       </w:r>
     </w:p>
     <w:p>
       <w:pPr>
         <w:pStyle w:val="af3"/>
-        <w:rPr>
-          <w:lang w:val="en-US"/>
-        </w:rPr>
-      </w:pPr>
+        <w:jc w:val="center"/>
+      </w:pPr>
+      <w:r>
+        <w:rPr>
+          <w:noProof/>
+        </w:rPr>
+        <w:drawing>
+          <wp:inline distT="0" distB="0" distL="0" distR="0" wp14:anchorId="4609EBD8" wp14:editId="0400529E">
+            <wp:extent cx="4716780" cy="1587722"/>
+            <wp:effectExtent l="0" t="0" r="7620" b="0"/>
+            <wp:docPr id="2107362446" name="Рисунок 1"/>
+            <wp:cNvGraphicFramePr>
+              <a:graphicFrameLocks xmlns:a="http://schemas.openxmlformats.org/drawingml/2006/main" noChangeAspect="1"/>
+            </wp:cNvGraphicFramePr>
+            <a:graphic xmlns:a="http://schemas.openxmlformats.org/drawingml/2006/main">
+              <a:graphicData uri="http://schemas.openxmlformats.org/drawingml/2006/picture">
+                <pic:pic xmlns:pic="http://schemas.openxmlformats.org/drawingml/2006/picture">
+                  <pic:nvPicPr>
+                    <pic:cNvPr id="2107362446" name=""/>
+                    <pic:cNvPicPr/>
+                  </pic:nvPicPr>
+                  <pic:blipFill>
+                    <a:blip r:embed="rId21"/>
+                    <a:stretch>
+                      <a:fillRect/>
+                    </a:stretch>
+                  </pic:blipFill>
+                  <pic:spPr>
+                    <a:xfrm>
+                      <a:off x="0" y="0"/>
+                      <a:ext cx="4719534" cy="1588649"/>
+                    </a:xfrm>
+                    <a:prstGeom prst="rect">
+                      <a:avLst/>
+                    </a:prstGeom>
+                  </pic:spPr>
+                </pic:pic>
+              </a:graphicData>
+            </a:graphic>
+          </wp:inline>
+        </w:drawing>
+      </w:r>
+    </w:p>
+    <w:p>
+      <w:pPr>
+        <w:pStyle w:val="af3"/>
+        <w:jc w:val="center"/>
+      </w:pPr>
+      <w:r>
+        <w:rPr>
+          <w:noProof/>
+        </w:rPr>
+        <w:lastRenderedPageBreak/>
+        <w:drawing>
+          <wp:inline distT="0" distB="0" distL="0" distR="0" wp14:anchorId="23A72C83" wp14:editId="141F9798">
+            <wp:extent cx="4768659" cy="4008120"/>
+            <wp:effectExtent l="0" t="0" r="0" b="0"/>
+            <wp:docPr id="367355464" name="Рисунок 1"/>
+            <wp:cNvGraphicFramePr>
+              <a:graphicFrameLocks xmlns:a="http://schemas.openxmlformats.org/drawingml/2006/main" noChangeAspect="1"/>
+            </wp:cNvGraphicFramePr>
+            <a:graphic xmlns:a="http://schemas.openxmlformats.org/drawingml/2006/main">
+              <a:graphicData uri="http://schemas.openxmlformats.org/drawingml/2006/picture">
+                <pic:pic xmlns:pic="http://schemas.openxmlformats.org/drawingml/2006/picture">
+                  <pic:nvPicPr>
+                    <pic:cNvPr id="367355464" name=""/>
+                    <pic:cNvPicPr/>
+                  </pic:nvPicPr>
+                  <pic:blipFill>
+                    <a:blip r:embed="rId22"/>
+                    <a:stretch>
+                      <a:fillRect/>
+                    </a:stretch>
+                  </pic:blipFill>
+                  <pic:spPr>
+                    <a:xfrm>
+                      <a:off x="0" y="0"/>
+                      <a:ext cx="4773094" cy="4011848"/>
+                    </a:xfrm>
+                    <a:prstGeom prst="rect">
+                      <a:avLst/>
+                    </a:prstGeom>
+                  </pic:spPr>
+                </pic:pic>
+              </a:graphicData>
+            </a:graphic>
+          </wp:inline>
+        </w:drawing>
+      </w:r>
+    </w:p>
+    <w:p>
+      <w:pPr>
+        <w:pStyle w:val="af3"/>
+        <w:jc w:val="center"/>
+      </w:pPr>
+      <w:r>
+        <w:rPr>
+          <w:noProof/>
+        </w:rPr>
+        <w:drawing>
+          <wp:inline distT="0" distB="0" distL="0" distR="0" wp14:anchorId="429924EB" wp14:editId="61A7D80F">
+            <wp:extent cx="4533900" cy="1568327"/>
+            <wp:effectExtent l="0" t="0" r="0" b="0"/>
+            <wp:docPr id="1981838639" name="Рисунок 1"/>
+            <wp:cNvGraphicFramePr>
+              <a:graphicFrameLocks xmlns:a="http://schemas.openxmlformats.org/drawingml/2006/main" noChangeAspect="1"/>
+            </wp:cNvGraphicFramePr>
+            <a:graphic xmlns:a="http://schemas.openxmlformats.org/drawingml/2006/main">
+              <a:graphicData uri="http://schemas.openxmlformats.org/drawingml/2006/picture">
+                <pic:pic xmlns:pic="http://schemas.openxmlformats.org/drawingml/2006/picture">
+                  <pic:nvPicPr>
+                    <pic:cNvPr id="1981838639" name=""/>
+                    <pic:cNvPicPr/>
+                  </pic:nvPicPr>
+                  <pic:blipFill>
+                    <a:blip r:embed="rId23"/>
+                    <a:stretch>
+                      <a:fillRect/>
+                    </a:stretch>
+                  </pic:blipFill>
+                  <pic:spPr>
+                    <a:xfrm>
+                      <a:off x="0" y="0"/>
+                      <a:ext cx="4539412" cy="1570234"/>
+                    </a:xfrm>
+                    <a:prstGeom prst="rect">
+                      <a:avLst/>
+                    </a:prstGeom>
+                  </pic:spPr>
+                </pic:pic>
+              </a:graphicData>
+            </a:graphic>
+          </wp:inline>
+        </w:drawing>
+      </w:r>
+    </w:p>
+    <w:p>
+      <w:pPr>
+        <w:pStyle w:val="af3"/>
+        <w:jc w:val="center"/>
+      </w:pPr>
+      <w:r>
+        <w:rPr>
+          <w:noProof/>
+        </w:rPr>
+        <w:drawing>
+          <wp:inline distT="0" distB="0" distL="0" distR="0" wp14:anchorId="1886C268" wp14:editId="2118A2A9">
+            <wp:extent cx="3817620" cy="2898208"/>
+            <wp:effectExtent l="0" t="0" r="0" b="0"/>
+            <wp:docPr id="1330118936" name="Рисунок 1"/>
+            <wp:cNvGraphicFramePr>
+              <a:graphicFrameLocks xmlns:a="http://schemas.openxmlformats.org/drawingml/2006/main" noChangeAspect="1"/>
+            </wp:cNvGraphicFramePr>
+            <a:graphic xmlns:a="http://schemas.openxmlformats.org/drawingml/2006/main">
+              <a:graphicData uri="http://schemas.openxmlformats.org/drawingml/2006/picture">
+                <pic:pic xmlns:pic="http://schemas.openxmlformats.org/drawingml/2006/picture">
+                  <pic:nvPicPr>
+                    <pic:cNvPr id="1330118936" name=""/>
+                    <pic:cNvPicPr/>
+                  </pic:nvPicPr>
+                  <pic:blipFill>
+                    <a:blip r:embed="rId24"/>
+                    <a:stretch>
+                      <a:fillRect/>
+                    </a:stretch>
+                  </pic:blipFill>
+                  <pic:spPr>
+                    <a:xfrm>
+                      <a:off x="0" y="0"/>
+                      <a:ext cx="3822100" cy="2901609"/>
+                    </a:xfrm>
+                    <a:prstGeom prst="rect">
+                      <a:avLst/>
+                    </a:prstGeom>
+                  </pic:spPr>
+                </pic:pic>
+              </a:graphicData>
+            </a:graphic>
+          </wp:inline>
+        </w:drawing>
+      </w:r>
+    </w:p>
+    <w:p>
+      <w:pPr>
+        <w:pStyle w:val="af3"/>
+        <w:jc w:val="center"/>
+      </w:pPr>
+      <w:r>
+        <w:rPr>
+          <w:noProof/>
+        </w:rPr>
+        <w:lastRenderedPageBreak/>
+        <w:drawing>
+          <wp:inline distT="0" distB="0" distL="0" distR="0" wp14:anchorId="508A020A" wp14:editId="6A4E9C78">
+            <wp:extent cx="4511040" cy="1044459"/>
+            <wp:effectExtent l="0" t="0" r="3810" b="3810"/>
+            <wp:docPr id="403729194" name="Рисунок 1"/>
+            <wp:cNvGraphicFramePr>
+              <a:graphicFrameLocks xmlns:a="http://schemas.openxmlformats.org/drawingml/2006/main" noChangeAspect="1"/>
+            </wp:cNvGraphicFramePr>
+            <a:graphic xmlns:a="http://schemas.openxmlformats.org/drawingml/2006/main">
+              <a:graphicData uri="http://schemas.openxmlformats.org/drawingml/2006/picture">
+                <pic:pic xmlns:pic="http://schemas.openxmlformats.org/drawingml/2006/picture">
+                  <pic:nvPicPr>
+                    <pic:cNvPr id="403729194" name=""/>
+                    <pic:cNvPicPr/>
+                  </pic:nvPicPr>
+                  <pic:blipFill>
+                    <a:blip r:embed="rId25"/>
+                    <a:stretch>
+                      <a:fillRect/>
+                    </a:stretch>
+                  </pic:blipFill>
+                  <pic:spPr>
+                    <a:xfrm>
+                      <a:off x="0" y="0"/>
+                      <a:ext cx="4528433" cy="1048486"/>
+                    </a:xfrm>
+                    <a:prstGeom prst="rect">
+                      <a:avLst/>
+                    </a:prstGeom>
+                  </pic:spPr>
+                </pic:pic>
+              </a:graphicData>
+            </a:graphic>
+          </wp:inline>
+        </w:drawing>
+      </w:r>
     </w:p>
     <w:sectPr>
-      <w:footerReference w:type="default" r:id="rId11"/>
+      <w:footerReference w:type="default" r:id="rId26"/>
       <w:pgSz w:w="11906" w:h="16838"/>
       <w:pgMar w:top="1134" w:right="850" w:bottom="1134" w:left="1701" w:header="720" w:footer="720" w:gutter="0"/>
       <w:cols w:space="720"/>
@@ -2496,6 +3344,619 @@
     </w:p>
   </w:footnote>
 </w:footnotes>
+</file>
+
+<file path=word/numbering.xml><?xml version="1.0" encoding="utf-8"?>
+<w:numbering xmlns:wpc="http://schemas.microsoft.com/office/word/2010/wordprocessingCanvas" xmlns:cx="http://schemas.microsoft.com/office/drawing/2014/chartex" xmlns:cx1="http://schemas.microsoft.com/office/drawing/2015/9/8/chartex" xmlns:cx2="http://schemas.microsoft.com/office/drawing/2015/10/21/chartex" xmlns:cx3="http://schemas.microsoft.com/office/drawing/2016/5/9/chartex" xmlns:cx4="http://schemas.microsoft.com/office/drawing/2016/5/10/chartex" xmlns:cx5="http://schemas.microsoft.com/office/drawing/2016/5/11/chartex" xmlns:cx6="http://schemas.microsoft.com/office/drawing/2016/5/12/chartex" xmlns:cx7="http://schemas.microsoft.com/office/drawing/2016/5/13/chartex" xmlns:cx8="http://schemas.microsoft.com/office/drawing/2016/5/14/chartex" xmlns:mc="http://schemas.openxmlformats.org/markup-compatibility/2006" xmlns:aink="http://schemas.microsoft.com/office/drawing/2016/ink" xmlns:am3d="http://schemas.microsoft.com/office/drawing/2017/model3d" xmlns:o="urn:schemas-microsoft-com:office:office" xmlns:oel="http://schemas.microsoft.com/office/2019/extlst" xmlns:r="http://schemas.openxmlformats.org/officeDocument/2006/relationships" xmlns:m="http://schemas.openxmlformats.org/officeDocument/2006/math" xmlns:v="urn:schemas-microsoft-com:vml" xmlns:wp14="http://schemas.microsoft.com/office/word/2010/wordprocessingDrawing" xmlns:wp="http://schemas.openxmlformats.org/drawingml/2006/wordprocessingDrawing" xmlns:w10="urn:schemas-microsoft-com:office:word" xmlns:w="http://schemas.openxmlformats.org/wordprocessingml/2006/main" xmlns:w14="http://schemas.microsoft.com/office/word/2010/wordml" xmlns:w15="http://schemas.microsoft.com/office/word/2012/wordml" xmlns:w16cex="http://schemas.microsoft.com/office/word/2018/wordml/cex" xmlns:w16cid="http://schemas.microsoft.com/office/word/2016/wordml/cid" xmlns:w16="http://schemas.microsoft.com/office/word/2018/wordml" xmlns:w16du="http://schemas.microsoft.com/office/word/2023/wordml/word16du" xmlns:w16sdtdh="http://schemas.microsoft.com/office/word/2020/wordml/sdtdatahash" xmlns:w16sdtfl="http://schemas.microsoft.com/office/word/2024/wordml/sdtformatlock" xmlns:w16se="http://schemas.microsoft.com/office/word/2015/wordml/symex" xmlns:wpg="http://schemas.microsoft.com/office/word/2010/wordprocessingGroup" xmlns:wpi="http://schemas.microsoft.com/office/word/2010/wordprocessingInk" xmlns:wne="http://schemas.microsoft.com/office/word/2006/wordml" xmlns:wps="http://schemas.microsoft.com/office/word/2010/wordprocessingShape" mc:Ignorable="w14 w15 w16se w16cid w16 w16cex w16sdtdh w16sdtfl w16du wp14">
+  <w:abstractNum w:abstractNumId="0" w15:restartNumberingAfterBreak="0">
+    <w:nsid w:val="13595FCA"/>
+    <w:multiLevelType w:val="multilevel"/>
+    <w:tmpl w:val="11ECF58E"/>
+    <w:lvl w:ilvl="0">
+      <w:start w:val="1"/>
+      <w:numFmt w:val="bullet"/>
+      <w:lvlText w:val=""/>
+      <w:lvlJc w:val="left"/>
+      <w:pPr>
+        <w:tabs>
+          <w:tab w:val="num" w:pos="720"/>
+        </w:tabs>
+        <w:ind w:left="720" w:hanging="360"/>
+      </w:pPr>
+      <w:rPr>
+        <w:rFonts w:ascii="Symbol" w:hAnsi="Symbol" w:hint="default"/>
+        <w:sz w:val="20"/>
+      </w:rPr>
+    </w:lvl>
+    <w:lvl w:ilvl="1" w:tentative="1">
+      <w:start w:val="1"/>
+      <w:numFmt w:val="bullet"/>
+      <w:lvlText w:val="o"/>
+      <w:lvlJc w:val="left"/>
+      <w:pPr>
+        <w:tabs>
+          <w:tab w:val="num" w:pos="1440"/>
+        </w:tabs>
+        <w:ind w:left="1440" w:hanging="360"/>
+      </w:pPr>
+      <w:rPr>
+        <w:rFonts w:ascii="Courier New" w:hAnsi="Courier New" w:hint="default"/>
+        <w:sz w:val="20"/>
+      </w:rPr>
+    </w:lvl>
+    <w:lvl w:ilvl="2" w:tentative="1">
+      <w:start w:val="1"/>
+      <w:numFmt w:val="bullet"/>
+      <w:lvlText w:val=""/>
+      <w:lvlJc w:val="left"/>
+      <w:pPr>
+        <w:tabs>
+          <w:tab w:val="num" w:pos="2160"/>
+        </w:tabs>
+        <w:ind w:left="2160" w:hanging="360"/>
+      </w:pPr>
+      <w:rPr>
+        <w:rFonts w:ascii="Wingdings" w:hAnsi="Wingdings" w:hint="default"/>
+        <w:sz w:val="20"/>
+      </w:rPr>
+    </w:lvl>
+    <w:lvl w:ilvl="3" w:tentative="1">
+      <w:start w:val="1"/>
+      <w:numFmt w:val="bullet"/>
+      <w:lvlText w:val=""/>
+      <w:lvlJc w:val="left"/>
+      <w:pPr>
+        <w:tabs>
+          <w:tab w:val="num" w:pos="2880"/>
+        </w:tabs>
+        <w:ind w:left="2880" w:hanging="360"/>
+      </w:pPr>
+      <w:rPr>
+        <w:rFonts w:ascii="Wingdings" w:hAnsi="Wingdings" w:hint="default"/>
+        <w:sz w:val="20"/>
+      </w:rPr>
+    </w:lvl>
+    <w:lvl w:ilvl="4" w:tentative="1">
+      <w:start w:val="1"/>
+      <w:numFmt w:val="bullet"/>
+      <w:lvlText w:val=""/>
+      <w:lvlJc w:val="left"/>
+      <w:pPr>
+        <w:tabs>
+          <w:tab w:val="num" w:pos="3600"/>
+        </w:tabs>
+        <w:ind w:left="3600" w:hanging="360"/>
+      </w:pPr>
+      <w:rPr>
+        <w:rFonts w:ascii="Wingdings" w:hAnsi="Wingdings" w:hint="default"/>
+        <w:sz w:val="20"/>
+      </w:rPr>
+    </w:lvl>
+    <w:lvl w:ilvl="5" w:tentative="1">
+      <w:start w:val="1"/>
+      <w:numFmt w:val="bullet"/>
+      <w:lvlText w:val=""/>
+      <w:lvlJc w:val="left"/>
+      <w:pPr>
+        <w:tabs>
+          <w:tab w:val="num" w:pos="4320"/>
+        </w:tabs>
+        <w:ind w:left="4320" w:hanging="360"/>
+      </w:pPr>
+      <w:rPr>
+        <w:rFonts w:ascii="Wingdings" w:hAnsi="Wingdings" w:hint="default"/>
+        <w:sz w:val="20"/>
+      </w:rPr>
+    </w:lvl>
+    <w:lvl w:ilvl="6" w:tentative="1">
+      <w:start w:val="1"/>
+      <w:numFmt w:val="bullet"/>
+      <w:lvlText w:val=""/>
+      <w:lvlJc w:val="left"/>
+      <w:pPr>
+        <w:tabs>
+          <w:tab w:val="num" w:pos="5040"/>
+        </w:tabs>
+        <w:ind w:left="5040" w:hanging="360"/>
+      </w:pPr>
+      <w:rPr>
+        <w:rFonts w:ascii="Wingdings" w:hAnsi="Wingdings" w:hint="default"/>
+        <w:sz w:val="20"/>
+      </w:rPr>
+    </w:lvl>
+    <w:lvl w:ilvl="7" w:tentative="1">
+      <w:start w:val="1"/>
+      <w:numFmt w:val="bullet"/>
+      <w:lvlText w:val=""/>
+      <w:lvlJc w:val="left"/>
+      <w:pPr>
+        <w:tabs>
+          <w:tab w:val="num" w:pos="5760"/>
+        </w:tabs>
+        <w:ind w:left="5760" w:hanging="360"/>
+      </w:pPr>
+      <w:rPr>
+        <w:rFonts w:ascii="Wingdings" w:hAnsi="Wingdings" w:hint="default"/>
+        <w:sz w:val="20"/>
+      </w:rPr>
+    </w:lvl>
+    <w:lvl w:ilvl="8" w:tentative="1">
+      <w:start w:val="1"/>
+      <w:numFmt w:val="bullet"/>
+      <w:lvlText w:val=""/>
+      <w:lvlJc w:val="left"/>
+      <w:pPr>
+        <w:tabs>
+          <w:tab w:val="num" w:pos="6480"/>
+        </w:tabs>
+        <w:ind w:left="6480" w:hanging="360"/>
+      </w:pPr>
+      <w:rPr>
+        <w:rFonts w:ascii="Wingdings" w:hAnsi="Wingdings" w:hint="default"/>
+        <w:sz w:val="20"/>
+      </w:rPr>
+    </w:lvl>
+  </w:abstractNum>
+  <w:abstractNum w:abstractNumId="1" w15:restartNumberingAfterBreak="0">
+    <w:nsid w:val="188E3E45"/>
+    <w:multiLevelType w:val="multilevel"/>
+    <w:tmpl w:val="50D8EA66"/>
+    <w:lvl w:ilvl="0">
+      <w:start w:val="1"/>
+      <w:numFmt w:val="bullet"/>
+      <w:lvlText w:val=""/>
+      <w:lvlJc w:val="left"/>
+      <w:pPr>
+        <w:tabs>
+          <w:tab w:val="num" w:pos="720"/>
+        </w:tabs>
+        <w:ind w:left="720" w:hanging="360"/>
+      </w:pPr>
+      <w:rPr>
+        <w:rFonts w:ascii="Symbol" w:hAnsi="Symbol" w:hint="default"/>
+        <w:sz w:val="20"/>
+      </w:rPr>
+    </w:lvl>
+    <w:lvl w:ilvl="1" w:tentative="1">
+      <w:start w:val="1"/>
+      <w:numFmt w:val="bullet"/>
+      <w:lvlText w:val="o"/>
+      <w:lvlJc w:val="left"/>
+      <w:pPr>
+        <w:tabs>
+          <w:tab w:val="num" w:pos="1440"/>
+        </w:tabs>
+        <w:ind w:left="1440" w:hanging="360"/>
+      </w:pPr>
+      <w:rPr>
+        <w:rFonts w:ascii="Courier New" w:hAnsi="Courier New" w:hint="default"/>
+        <w:sz w:val="20"/>
+      </w:rPr>
+    </w:lvl>
+    <w:lvl w:ilvl="2" w:tentative="1">
+      <w:start w:val="1"/>
+      <w:numFmt w:val="bullet"/>
+      <w:lvlText w:val=""/>
+      <w:lvlJc w:val="left"/>
+      <w:pPr>
+        <w:tabs>
+          <w:tab w:val="num" w:pos="2160"/>
+        </w:tabs>
+        <w:ind w:left="2160" w:hanging="360"/>
+      </w:pPr>
+      <w:rPr>
+        <w:rFonts w:ascii="Wingdings" w:hAnsi="Wingdings" w:hint="default"/>
+        <w:sz w:val="20"/>
+      </w:rPr>
+    </w:lvl>
+    <w:lvl w:ilvl="3" w:tentative="1">
+      <w:start w:val="1"/>
+      <w:numFmt w:val="bullet"/>
+      <w:lvlText w:val=""/>
+      <w:lvlJc w:val="left"/>
+      <w:pPr>
+        <w:tabs>
+          <w:tab w:val="num" w:pos="2880"/>
+        </w:tabs>
+        <w:ind w:left="2880" w:hanging="360"/>
+      </w:pPr>
+      <w:rPr>
+        <w:rFonts w:ascii="Wingdings" w:hAnsi="Wingdings" w:hint="default"/>
+        <w:sz w:val="20"/>
+      </w:rPr>
+    </w:lvl>
+    <w:lvl w:ilvl="4" w:tentative="1">
+      <w:start w:val="1"/>
+      <w:numFmt w:val="bullet"/>
+      <w:lvlText w:val=""/>
+      <w:lvlJc w:val="left"/>
+      <w:pPr>
+        <w:tabs>
+          <w:tab w:val="num" w:pos="3600"/>
+        </w:tabs>
+        <w:ind w:left="3600" w:hanging="360"/>
+      </w:pPr>
+      <w:rPr>
+        <w:rFonts w:ascii="Wingdings" w:hAnsi="Wingdings" w:hint="default"/>
+        <w:sz w:val="20"/>
+      </w:rPr>
+    </w:lvl>
+    <w:lvl w:ilvl="5" w:tentative="1">
+      <w:start w:val="1"/>
+      <w:numFmt w:val="bullet"/>
+      <w:lvlText w:val=""/>
+      <w:lvlJc w:val="left"/>
+      <w:pPr>
+        <w:tabs>
+          <w:tab w:val="num" w:pos="4320"/>
+        </w:tabs>
+        <w:ind w:left="4320" w:hanging="360"/>
+      </w:pPr>
+      <w:rPr>
+        <w:rFonts w:ascii="Wingdings" w:hAnsi="Wingdings" w:hint="default"/>
+        <w:sz w:val="20"/>
+      </w:rPr>
+    </w:lvl>
+    <w:lvl w:ilvl="6" w:tentative="1">
+      <w:start w:val="1"/>
+      <w:numFmt w:val="bullet"/>
+      <w:lvlText w:val=""/>
+      <w:lvlJc w:val="left"/>
+      <w:pPr>
+        <w:tabs>
+          <w:tab w:val="num" w:pos="5040"/>
+        </w:tabs>
+        <w:ind w:left="5040" w:hanging="360"/>
+      </w:pPr>
+      <w:rPr>
+        <w:rFonts w:ascii="Wingdings" w:hAnsi="Wingdings" w:hint="default"/>
+        <w:sz w:val="20"/>
+      </w:rPr>
+    </w:lvl>
+    <w:lvl w:ilvl="7" w:tentative="1">
+      <w:start w:val="1"/>
+      <w:numFmt w:val="bullet"/>
+      <w:lvlText w:val=""/>
+      <w:lvlJc w:val="left"/>
+      <w:pPr>
+        <w:tabs>
+          <w:tab w:val="num" w:pos="5760"/>
+        </w:tabs>
+        <w:ind w:left="5760" w:hanging="360"/>
+      </w:pPr>
+      <w:rPr>
+        <w:rFonts w:ascii="Wingdings" w:hAnsi="Wingdings" w:hint="default"/>
+        <w:sz w:val="20"/>
+      </w:rPr>
+    </w:lvl>
+    <w:lvl w:ilvl="8" w:tentative="1">
+      <w:start w:val="1"/>
+      <w:numFmt w:val="bullet"/>
+      <w:lvlText w:val=""/>
+      <w:lvlJc w:val="left"/>
+      <w:pPr>
+        <w:tabs>
+          <w:tab w:val="num" w:pos="6480"/>
+        </w:tabs>
+        <w:ind w:left="6480" w:hanging="360"/>
+      </w:pPr>
+      <w:rPr>
+        <w:rFonts w:ascii="Wingdings" w:hAnsi="Wingdings" w:hint="default"/>
+        <w:sz w:val="20"/>
+      </w:rPr>
+    </w:lvl>
+  </w:abstractNum>
+  <w:abstractNum w:abstractNumId="2" w15:restartNumberingAfterBreak="0">
+    <w:nsid w:val="2CBA1204"/>
+    <w:multiLevelType w:val="multilevel"/>
+    <w:tmpl w:val="D2DCE386"/>
+    <w:lvl w:ilvl="0">
+      <w:start w:val="1"/>
+      <w:numFmt w:val="bullet"/>
+      <w:lvlText w:val=""/>
+      <w:lvlJc w:val="left"/>
+      <w:pPr>
+        <w:tabs>
+          <w:tab w:val="num" w:pos="720"/>
+        </w:tabs>
+        <w:ind w:left="720" w:hanging="360"/>
+      </w:pPr>
+      <w:rPr>
+        <w:rFonts w:ascii="Symbol" w:hAnsi="Symbol" w:hint="default"/>
+        <w:sz w:val="20"/>
+      </w:rPr>
+    </w:lvl>
+    <w:lvl w:ilvl="1" w:tentative="1">
+      <w:start w:val="1"/>
+      <w:numFmt w:val="bullet"/>
+      <w:lvlText w:val="o"/>
+      <w:lvlJc w:val="left"/>
+      <w:pPr>
+        <w:tabs>
+          <w:tab w:val="num" w:pos="1440"/>
+        </w:tabs>
+        <w:ind w:left="1440" w:hanging="360"/>
+      </w:pPr>
+      <w:rPr>
+        <w:rFonts w:ascii="Courier New" w:hAnsi="Courier New" w:hint="default"/>
+        <w:sz w:val="20"/>
+      </w:rPr>
+    </w:lvl>
+    <w:lvl w:ilvl="2" w:tentative="1">
+      <w:start w:val="1"/>
+      <w:numFmt w:val="bullet"/>
+      <w:lvlText w:val=""/>
+      <w:lvlJc w:val="left"/>
+      <w:pPr>
+        <w:tabs>
+          <w:tab w:val="num" w:pos="2160"/>
+        </w:tabs>
+        <w:ind w:left="2160" w:hanging="360"/>
+      </w:pPr>
+      <w:rPr>
+        <w:rFonts w:ascii="Wingdings" w:hAnsi="Wingdings" w:hint="default"/>
+        <w:sz w:val="20"/>
+      </w:rPr>
+    </w:lvl>
+    <w:lvl w:ilvl="3" w:tentative="1">
+      <w:start w:val="1"/>
+      <w:numFmt w:val="bullet"/>
+      <w:lvlText w:val=""/>
+      <w:lvlJc w:val="left"/>
+      <w:pPr>
+        <w:tabs>
+          <w:tab w:val="num" w:pos="2880"/>
+        </w:tabs>
+        <w:ind w:left="2880" w:hanging="360"/>
+      </w:pPr>
+      <w:rPr>
+        <w:rFonts w:ascii="Wingdings" w:hAnsi="Wingdings" w:hint="default"/>
+        <w:sz w:val="20"/>
+      </w:rPr>
+    </w:lvl>
+    <w:lvl w:ilvl="4" w:tentative="1">
+      <w:start w:val="1"/>
+      <w:numFmt w:val="bullet"/>
+      <w:lvlText w:val=""/>
+      <w:lvlJc w:val="left"/>
+      <w:pPr>
+        <w:tabs>
+          <w:tab w:val="num" w:pos="3600"/>
+        </w:tabs>
+        <w:ind w:left="3600" w:hanging="360"/>
+      </w:pPr>
+      <w:rPr>
+        <w:rFonts w:ascii="Wingdings" w:hAnsi="Wingdings" w:hint="default"/>
+        <w:sz w:val="20"/>
+      </w:rPr>
+    </w:lvl>
+    <w:lvl w:ilvl="5" w:tentative="1">
+      <w:start w:val="1"/>
+      <w:numFmt w:val="bullet"/>
+      <w:lvlText w:val=""/>
+      <w:lvlJc w:val="left"/>
+      <w:pPr>
+        <w:tabs>
+          <w:tab w:val="num" w:pos="4320"/>
+        </w:tabs>
+        <w:ind w:left="4320" w:hanging="360"/>
+      </w:pPr>
+      <w:rPr>
+        <w:rFonts w:ascii="Wingdings" w:hAnsi="Wingdings" w:hint="default"/>
+        <w:sz w:val="20"/>
+      </w:rPr>
+    </w:lvl>
+    <w:lvl w:ilvl="6" w:tentative="1">
+      <w:start w:val="1"/>
+      <w:numFmt w:val="bullet"/>
+      <w:lvlText w:val=""/>
+      <w:lvlJc w:val="left"/>
+      <w:pPr>
+        <w:tabs>
+          <w:tab w:val="num" w:pos="5040"/>
+        </w:tabs>
+        <w:ind w:left="5040" w:hanging="360"/>
+      </w:pPr>
+      <w:rPr>
+        <w:rFonts w:ascii="Wingdings" w:hAnsi="Wingdings" w:hint="default"/>
+        <w:sz w:val="20"/>
+      </w:rPr>
+    </w:lvl>
+    <w:lvl w:ilvl="7" w:tentative="1">
+      <w:start w:val="1"/>
+      <w:numFmt w:val="bullet"/>
+      <w:lvlText w:val=""/>
+      <w:lvlJc w:val="left"/>
+      <w:pPr>
+        <w:tabs>
+          <w:tab w:val="num" w:pos="5760"/>
+        </w:tabs>
+        <w:ind w:left="5760" w:hanging="360"/>
+      </w:pPr>
+      <w:rPr>
+        <w:rFonts w:ascii="Wingdings" w:hAnsi="Wingdings" w:hint="default"/>
+        <w:sz w:val="20"/>
+      </w:rPr>
+    </w:lvl>
+    <w:lvl w:ilvl="8" w:tentative="1">
+      <w:start w:val="1"/>
+      <w:numFmt w:val="bullet"/>
+      <w:lvlText w:val=""/>
+      <w:lvlJc w:val="left"/>
+      <w:pPr>
+        <w:tabs>
+          <w:tab w:val="num" w:pos="6480"/>
+        </w:tabs>
+        <w:ind w:left="6480" w:hanging="360"/>
+      </w:pPr>
+      <w:rPr>
+        <w:rFonts w:ascii="Wingdings" w:hAnsi="Wingdings" w:hint="default"/>
+        <w:sz w:val="20"/>
+      </w:rPr>
+    </w:lvl>
+  </w:abstractNum>
+  <w:abstractNum w:abstractNumId="3" w15:restartNumberingAfterBreak="0">
+    <w:nsid w:val="739148BB"/>
+    <w:multiLevelType w:val="multilevel"/>
+    <w:tmpl w:val="006CABA4"/>
+    <w:lvl w:ilvl="0">
+      <w:start w:val="1"/>
+      <w:numFmt w:val="bullet"/>
+      <w:lvlText w:val=""/>
+      <w:lvlJc w:val="left"/>
+      <w:pPr>
+        <w:tabs>
+          <w:tab w:val="num" w:pos="720"/>
+        </w:tabs>
+        <w:ind w:left="720" w:hanging="360"/>
+      </w:pPr>
+      <w:rPr>
+        <w:rFonts w:ascii="Symbol" w:hAnsi="Symbol" w:hint="default"/>
+        <w:sz w:val="20"/>
+      </w:rPr>
+    </w:lvl>
+    <w:lvl w:ilvl="1" w:tentative="1">
+      <w:start w:val="1"/>
+      <w:numFmt w:val="bullet"/>
+      <w:lvlText w:val="o"/>
+      <w:lvlJc w:val="left"/>
+      <w:pPr>
+        <w:tabs>
+          <w:tab w:val="num" w:pos="1440"/>
+        </w:tabs>
+        <w:ind w:left="1440" w:hanging="360"/>
+      </w:pPr>
+      <w:rPr>
+        <w:rFonts w:ascii="Courier New" w:hAnsi="Courier New" w:hint="default"/>
+        <w:sz w:val="20"/>
+      </w:rPr>
+    </w:lvl>
+    <w:lvl w:ilvl="2" w:tentative="1">
+      <w:start w:val="1"/>
+      <w:numFmt w:val="bullet"/>
+      <w:lvlText w:val=""/>
+      <w:lvlJc w:val="left"/>
+      <w:pPr>
+        <w:tabs>
+          <w:tab w:val="num" w:pos="2160"/>
+        </w:tabs>
+        <w:ind w:left="2160" w:hanging="360"/>
+      </w:pPr>
+      <w:rPr>
+        <w:rFonts w:ascii="Wingdings" w:hAnsi="Wingdings" w:hint="default"/>
+        <w:sz w:val="20"/>
+      </w:rPr>
+    </w:lvl>
+    <w:lvl w:ilvl="3" w:tentative="1">
+      <w:start w:val="1"/>
+      <w:numFmt w:val="bullet"/>
+      <w:lvlText w:val=""/>
+      <w:lvlJc w:val="left"/>
+      <w:pPr>
+        <w:tabs>
+          <w:tab w:val="num" w:pos="2880"/>
+        </w:tabs>
+        <w:ind w:left="2880" w:hanging="360"/>
+      </w:pPr>
+      <w:rPr>
+        <w:rFonts w:ascii="Wingdings" w:hAnsi="Wingdings" w:hint="default"/>
+        <w:sz w:val="20"/>
+      </w:rPr>
+    </w:lvl>
+    <w:lvl w:ilvl="4" w:tentative="1">
+      <w:start w:val="1"/>
+      <w:numFmt w:val="bullet"/>
+      <w:lvlText w:val=""/>
+      <w:lvlJc w:val="left"/>
+      <w:pPr>
+        <w:tabs>
+          <w:tab w:val="num" w:pos="3600"/>
+        </w:tabs>
+        <w:ind w:left="3600" w:hanging="360"/>
+      </w:pPr>
+      <w:rPr>
+        <w:rFonts w:ascii="Wingdings" w:hAnsi="Wingdings" w:hint="default"/>
+        <w:sz w:val="20"/>
+      </w:rPr>
+    </w:lvl>
+    <w:lvl w:ilvl="5" w:tentative="1">
+      <w:start w:val="1"/>
+      <w:numFmt w:val="bullet"/>
+      <w:lvlText w:val=""/>
+      <w:lvlJc w:val="left"/>
+      <w:pPr>
+        <w:tabs>
+          <w:tab w:val="num" w:pos="4320"/>
+        </w:tabs>
+        <w:ind w:left="4320" w:hanging="360"/>
+      </w:pPr>
+      <w:rPr>
+        <w:rFonts w:ascii="Wingdings" w:hAnsi="Wingdings" w:hint="default"/>
+        <w:sz w:val="20"/>
+      </w:rPr>
+    </w:lvl>
+    <w:lvl w:ilvl="6" w:tentative="1">
+      <w:start w:val="1"/>
+      <w:numFmt w:val="bullet"/>
+      <w:lvlText w:val=""/>
+      <w:lvlJc w:val="left"/>
+      <w:pPr>
+        <w:tabs>
+          <w:tab w:val="num" w:pos="5040"/>
+        </w:tabs>
+        <w:ind w:left="5040" w:hanging="360"/>
+      </w:pPr>
+      <w:rPr>
+        <w:rFonts w:ascii="Wingdings" w:hAnsi="Wingdings" w:hint="default"/>
+        <w:sz w:val="20"/>
+      </w:rPr>
+    </w:lvl>
+    <w:lvl w:ilvl="7" w:tentative="1">
+      <w:start w:val="1"/>
+      <w:numFmt w:val="bullet"/>
+      <w:lvlText w:val=""/>
+      <w:lvlJc w:val="left"/>
+      <w:pPr>
+        <w:tabs>
+          <w:tab w:val="num" w:pos="5760"/>
+        </w:tabs>
+        <w:ind w:left="5760" w:hanging="360"/>
+      </w:pPr>
+      <w:rPr>
+        <w:rFonts w:ascii="Wingdings" w:hAnsi="Wingdings" w:hint="default"/>
+        <w:sz w:val="20"/>
+      </w:rPr>
+    </w:lvl>
+    <w:lvl w:ilvl="8" w:tentative="1">
+      <w:start w:val="1"/>
+      <w:numFmt w:val="bullet"/>
+      <w:lvlText w:val=""/>
+      <w:lvlJc w:val="left"/>
+      <w:pPr>
+        <w:tabs>
+          <w:tab w:val="num" w:pos="6480"/>
+        </w:tabs>
+        <w:ind w:left="6480" w:hanging="360"/>
+      </w:pPr>
+      <w:rPr>
+        <w:rFonts w:ascii="Wingdings" w:hAnsi="Wingdings" w:hint="default"/>
+        <w:sz w:val="20"/>
+      </w:rPr>
+    </w:lvl>
+  </w:abstractNum>
+  <w:num w:numId="1" w16cid:durableId="389691356">
+    <w:abstractNumId w:val="3"/>
+  </w:num>
+  <w:num w:numId="2" w16cid:durableId="431819702">
+    <w:abstractNumId w:val="2"/>
+  </w:num>
+  <w:num w:numId="3" w16cid:durableId="1732658113">
+    <w:abstractNumId w:val="1"/>
+  </w:num>
+  <w:num w:numId="4" w16cid:durableId="2134058160">
+    <w:abstractNumId w:val="0"/>
+  </w:num>
+</w:numbering>
 </file>
 
 <file path=word/styles.xml><?xml version="1.0" encoding="utf-8"?>

--- a/2026/Рабочая тетрадь 4.docx
+++ b/2026/Рабочая тетрадь 4.docx
@@ -1546,7 +1546,7 @@
         </w:rPr>
       </w:pPr>
     </w:p>
-    <w:bookmarkStart w:id="1" w:name="_Toc227239588" w:displacedByCustomXml="next"/>
+    <w:bookmarkStart w:id="1" w:name="_Toc227250651" w:displacedByCustomXml="next"/>
     <w:bookmarkStart w:id="2" w:name="_Toc66891486" w:displacedByCustomXml="next"/>
     <w:bookmarkStart w:id="3" w:name="_Toc53328358" w:displacedByCustomXml="next"/>
     <w:bookmarkStart w:id="4" w:name="_Toc53328297" w:displacedByCustomXml="next"/>
@@ -1657,7 +1657,7 @@
               <w14:ligatures w14:val="standardContextual"/>
             </w:rPr>
           </w:pPr>
-          <w:hyperlink w:anchor="_Toc227239588" w:history="1">
+          <w:hyperlink w:anchor="_Toc227250651" w:history="1">
             <w:r>
               <w:rPr>
                 <w:rStyle w:val="af0"/>
@@ -1680,7 +1680,7 @@
               <w:rPr>
                 <w:webHidden/>
               </w:rPr>
-              <w:instrText xml:space="preserve"> PAGEREF _Toc227239588 \h </w:instrText>
+              <w:instrText xml:space="preserve"> PAGEREF _Toc227250651 \h </w:instrText>
             </w:r>
             <w:r>
               <w:rPr>
@@ -1719,7 +1719,7 @@
               <w14:ligatures w14:val="standardContextual"/>
             </w:rPr>
           </w:pPr>
-          <w:hyperlink w:anchor="_Toc227239589" w:history="1">
+          <w:hyperlink w:anchor="_Toc227250652" w:history="1">
             <w:r>
               <w:rPr>
                 <w:rStyle w:val="af0"/>
@@ -1742,7 +1742,7 @@
               <w:rPr>
                 <w:webHidden/>
               </w:rPr>
-              <w:instrText xml:space="preserve"> PAGEREF _Toc227239589 \h </w:instrText>
+              <w:instrText xml:space="preserve"> PAGEREF _Toc227250652 \h </w:instrText>
             </w:r>
             <w:r>
               <w:rPr>
@@ -1781,7 +1781,7 @@
               <w14:ligatures w14:val="standardContextual"/>
             </w:rPr>
           </w:pPr>
-          <w:hyperlink w:anchor="_Toc227239590" w:history="1">
+          <w:hyperlink w:anchor="_Toc227250653" w:history="1">
             <w:r>
               <w:rPr>
                 <w:rStyle w:val="af0"/>
@@ -1804,7 +1804,7 @@
               <w:rPr>
                 <w:webHidden/>
               </w:rPr>
-              <w:instrText xml:space="preserve"> PAGEREF _Toc227239590 \h </w:instrText>
+              <w:instrText xml:space="preserve"> PAGEREF _Toc227250653 \h </w:instrText>
             </w:r>
             <w:r>
               <w:rPr>
@@ -1843,7 +1843,7 @@
               <w14:ligatures w14:val="standardContextual"/>
             </w:rPr>
           </w:pPr>
-          <w:hyperlink w:anchor="_Toc227239591" w:history="1">
+          <w:hyperlink w:anchor="_Toc227250654" w:history="1">
             <w:r>
               <w:rPr>
                 <w:rStyle w:val="af0"/>
@@ -1866,7 +1866,7 @@
               <w:rPr>
                 <w:webHidden/>
               </w:rPr>
-              <w:instrText xml:space="preserve"> PAGEREF _Toc227239591 \h </w:instrText>
+              <w:instrText xml:space="preserve"> PAGEREF _Toc227250654 \h </w:instrText>
             </w:r>
             <w:r>
               <w:rPr>
@@ -1905,7 +1905,7 @@
               <w14:ligatures w14:val="standardContextual"/>
             </w:rPr>
           </w:pPr>
-          <w:hyperlink w:anchor="_Toc227239592" w:history="1">
+          <w:hyperlink w:anchor="_Toc227250655" w:history="1">
             <w:r>
               <w:rPr>
                 <w:rStyle w:val="af0"/>
@@ -1928,7 +1928,7 @@
               <w:rPr>
                 <w:webHidden/>
               </w:rPr>
-              <w:instrText xml:space="preserve"> PAGEREF _Toc227239592 \h </w:instrText>
+              <w:instrText xml:space="preserve"> PAGEREF _Toc227250655 \h </w:instrText>
             </w:r>
             <w:r>
               <w:rPr>
@@ -1967,7 +1967,7 @@
               <w14:ligatures w14:val="standardContextual"/>
             </w:rPr>
           </w:pPr>
-          <w:hyperlink w:anchor="_Toc227239593" w:history="1">
+          <w:hyperlink w:anchor="_Toc227250656" w:history="1">
             <w:r>
               <w:rPr>
                 <w:rStyle w:val="af0"/>
@@ -1990,7 +1990,7 @@
               <w:rPr>
                 <w:webHidden/>
               </w:rPr>
-              <w:instrText xml:space="preserve"> PAGEREF _Toc227239593 \h </w:instrText>
+              <w:instrText xml:space="preserve"> PAGEREF _Toc227250656 \h </w:instrText>
             </w:r>
             <w:r>
               <w:rPr>
@@ -2008,6 +2008,68 @@
                 <w:webHidden/>
               </w:rPr>
               <w:t>9</w:t>
+            </w:r>
+            <w:r>
+              <w:rPr>
+                <w:webHidden/>
+              </w:rPr>
+              <w:fldChar w:fldCharType="end"/>
+            </w:r>
+          </w:hyperlink>
+        </w:p>
+        <w:p>
+          <w:pPr>
+            <w:pStyle w:val="13"/>
+            <w:rPr>
+              <w:rFonts w:asciiTheme="minorHAnsi" w:eastAsiaTheme="minorEastAsia" w:hAnsiTheme="minorHAnsi" w:cstheme="minorBidi"/>
+              <w:b w:val="0"/>
+              <w:bCs w:val="0"/>
+              <w:kern w:val="2"/>
+              <w:lang w:eastAsia="ru-RU"/>
+              <w14:ligatures w14:val="standardContextual"/>
+            </w:rPr>
+          </w:pPr>
+          <w:hyperlink w:anchor="_Toc227250657" w:history="1">
+            <w:r>
+              <w:rPr>
+                <w:rStyle w:val="af0"/>
+              </w:rPr>
+              <w:t>Выводы</w:t>
+            </w:r>
+            <w:r>
+              <w:rPr>
+                <w:webHidden/>
+              </w:rPr>
+              <w:tab/>
+            </w:r>
+            <w:r>
+              <w:rPr>
+                <w:webHidden/>
+              </w:rPr>
+              <w:fldChar w:fldCharType="begin"/>
+            </w:r>
+            <w:r>
+              <w:rPr>
+                <w:webHidden/>
+              </w:rPr>
+              <w:instrText xml:space="preserve"> PAGEREF _Toc227250657 \h </w:instrText>
+            </w:r>
+            <w:r>
+              <w:rPr>
+                <w:webHidden/>
+              </w:rPr>
+            </w:r>
+            <w:r>
+              <w:rPr>
+                <w:webHidden/>
+              </w:rPr>
+              <w:fldChar w:fldCharType="separate"/>
+            </w:r>
+            <w:r>
+              <w:rPr>
+                <w:webHidden/>
+              </w:rPr>
+              <w:t>11</w:t>
             </w:r>
             <w:r>
               <w:rPr>
@@ -2073,7 +2135,7 @@
       <w:pPr>
         <w:pStyle w:val="1"/>
       </w:pPr>
-      <w:bookmarkStart w:id="13" w:name="_Toc227239589"/>
+      <w:bookmarkStart w:id="13" w:name="_Toc227250652"/>
       <w:r>
         <w:lastRenderedPageBreak/>
         <w:t>Введение</w:t>
@@ -2176,7 +2238,7 @@
       <w:pPr>
         <w:pStyle w:val="1"/>
       </w:pPr>
-      <w:bookmarkStart w:id="14" w:name="_Toc227239590"/>
+      <w:bookmarkStart w:id="14" w:name="_Toc227250653"/>
       <w:r>
         <w:t>Основная часть</w:t>
       </w:r>
@@ -2362,7 +2424,7 @@
       <w:pPr>
         <w:pStyle w:val="af1"/>
       </w:pPr>
-      <w:bookmarkStart w:id="15" w:name="_Toc227239591"/>
+      <w:bookmarkStart w:id="15" w:name="_Toc227250654"/>
       <w:r>
         <w:t>Практическое задание №</w:t>
       </w:r>
@@ -2628,7 +2690,7 @@
       <w:pPr>
         <w:pStyle w:val="af1"/>
       </w:pPr>
-      <w:bookmarkStart w:id="16" w:name="_Toc227239592"/>
+      <w:bookmarkStart w:id="16" w:name="_Toc227250655"/>
       <w:r>
         <w:t>Управляющие переменные</w:t>
       </w:r>
@@ -2868,7 +2930,7 @@
       <w:pPr>
         <w:pStyle w:val="af1"/>
       </w:pPr>
-      <w:bookmarkStart w:id="17" w:name="_Toc227239593"/>
+      <w:bookmarkStart w:id="17" w:name="_Toc227250656"/>
       <w:r>
         <w:lastRenderedPageBreak/>
         <w:t>Практическое задание №</w:t>
@@ -3206,6 +3268,58 @@
             </a:graphic>
           </wp:inline>
         </w:drawing>
+      </w:r>
+    </w:p>
+    <w:p>
+      <w:pPr>
+        <w:pStyle w:val="af1"/>
+      </w:pPr>
+      <w:bookmarkStart w:id="18" w:name="_Toc227250657"/>
+      <w:r>
+        <w:t>Выводы</w:t>
+      </w:r>
+      <w:bookmarkEnd w:id="18"/>
+    </w:p>
+    <w:p>
+      <w:pPr>
+        <w:pStyle w:val="af3"/>
+        <w:rPr>
+          <w:lang w:eastAsia="zh-CN"/>
+        </w:rPr>
+      </w:pPr>
+      <w:r>
+        <w:rPr>
+          <w:lang w:eastAsia="zh-CN"/>
+        </w:rPr>
+        <w:t xml:space="preserve">В ходе выполнения работы был настроен импорт данных из файла </w:t>
+      </w:r>
+      <w:proofErr w:type="spellStart"/>
+      <w:r>
+        <w:rPr>
+          <w:lang w:eastAsia="zh-CN"/>
+        </w:rPr>
+        <w:t>Loginom</w:t>
+      </w:r>
+      <w:proofErr w:type="spellEnd"/>
+      <w:r>
+        <w:rPr>
+          <w:lang w:eastAsia="zh-CN"/>
+        </w:rPr>
+        <w:t xml:space="preserve"> Data (</w:t>
+      </w:r>
+      <w:proofErr w:type="spellStart"/>
+      <w:r>
+        <w:rPr>
+          <w:lang w:eastAsia="zh-CN"/>
+        </w:rPr>
+        <w:t>Продажи.lgd</w:t>
+      </w:r>
+      <w:proofErr w:type="spellEnd"/>
+      <w:r>
+        <w:rPr>
+          <w:lang w:eastAsia="zh-CN"/>
+        </w:rPr>
+        <w:t>) с использованием переменной для имени файла, после чего данные были переданы в компонент «Калькулятор», где выполнен расчет нового показателя — суммы скидки; в результате был сформирован новый набор данных с вычисленным полем, что демонстрирует возможность динамической обработки данных и использования переменных для управления параметрами сценария.</w:t>
       </w:r>
     </w:p>
     <w:sectPr>
